--- a/Hilbert_Polya/monograph/canon_volume/monograph_canon_en.docx
+++ b/Hilbert_Polya/monograph/canon_volume/monograph_canon_en.docx
@@ -2163,7 +2163,7 @@
           <w:sz w:val="21"/>
           <w:szCs w:val="21"/>
         </w:rPr>
-        <w:t xml:space="preserve">The answer is measured and negative: the best gate gives r_H7 = 0.226 (Bonferroni 0.80); the whole extended family stays at |r_H7| ≤ 0.043 with ⟨r⟩ = 0.500 ± 0.002 (GUE class). The positive controls show the method sees identity when it exists: the spinor64 twins (r = 1.000000000, D_nn = 2.7e-14) and the graph against the file (r = 1.000000000000, D_nn = 1.2e-10). The graph ↔ operator gap is 9–10 orders of magnitude in D_nn: a desert no handle crosses. GUE universality is an attractor erasing the arithmetic setting no matter how it is imposed.</w:t>
+        <w:t xml:space="preserve">The answer is measured and negative: the best gate gives r_H7 = 0.226 (Bonferroni 0.80); the whole extended family stays at |r_H7| ≤ 0.043 with ⟨r⟩ = 0.500 ± 0.002 (GUE class). The positive controls show the method sees identity when it exists: the spinor64 twins (r = 1.000000000, D_nn = 2.7e-14) and the graph against the file (r = 1.000000000000, D_nn = 1.2e-10). The graph ↔ operator gap is at the surrogate-null level in D_nn (0.258 vs 0.26 ± 0.01): a desert no handle crosses. GUE universality is an attractor erasing the arithmetic setting no matter how it is imposed.</w:t>
       </w:r>
     </w:p>
     <w:p>
@@ -2648,7 +2648,7 @@
                 <w:sz w:val="17"/>
                 <w:szCs w:val="17"/>
               </w:rPr>
-              <w:t xml:space="preserve">Graph↔operator gap</w:t>
+              <w:t xml:space="preserve">Graph↔operator relation</w:t>
             </w:r>
           </w:p>
         </w:tc>
@@ -2674,7 +2674,7 @@
                 <w:sz w:val="17"/>
                 <w:szCs w:val="17"/>
               </w:rPr>
-              <w:t xml:space="preserve">9–10 orders (in D_nn)</w:t>
+              <w:t xml:space="preserve">none — D_nn at surrogate-null level</w:t>
             </w:r>
           </w:p>
         </w:tc>
@@ -2700,7 +2700,7 @@
                 <w:sz w:val="17"/>
                 <w:szCs w:val="17"/>
               </w:rPr>
-              <w:t xml:space="preserve">the master scale of the series</w:t>
+              <w:t xml:space="preserve">the master negative of the series</w:t>
             </w:r>
           </w:p>
         </w:tc>
@@ -5602,7 +5602,7 @@
                 <w:sz w:val="17"/>
                 <w:szCs w:val="17"/>
               </w:rPr>
-              <w:t xml:space="preserve">9–10 orders (C3); ≈0.5 order (C4); |r_H7| ≤ 0.043 (C5)</w:t>
+              <w:t xml:space="preserve">null level — D_nn 0.258 vs surrogate 0.26±0.01 (C3); ≈0.5 order by relative residual (C4); |r_H7| ≤ 0.043 (C5)</w:t>
             </w:r>
           </w:p>
         </w:tc>
@@ -10498,7 +10498,7 @@
           <w:sz w:val="21"/>
           <w:szCs w:val="21"/>
         </w:rPr>
-        <w:t xml:space="preserve">The directions are ordered by their expected effect on the main measured gap Г2 (9–10 orders in the rank metric, ≈0.5–1 in the heat metric) and on the main goal — showing that a Hilbert–Pólya operator encodes the zeros by generation, not by repacking.</w:t>
+        <w:t xml:space="preserve">The directions are ordered by their expected effect on the main measured verdict Г2 (surrogate-null level in the rank metric, ≈0.5–1 by residual in the heat metric) and on the main goal — showing that a Hilbert–Pólya operator encodes the zeros by generation, not by repacking.</w:t>
       </w:r>
     </w:p>
     <w:p>

--- a/Hilbert_Polya/monograph/canon_volume/monograph_canon_en.docx
+++ b/Hilbert_Polya/monograph/canon_volume/monograph_canon_en.docx
@@ -2163,7 +2163,7 @@
           <w:sz w:val="21"/>
           <w:szCs w:val="21"/>
         </w:rPr>
-        <w:t xml:space="preserve">The answer is measured and negative: the best gate gives r_H7 = 0.226 (Bonferroni 0.80); the whole extended family stays at |r_H7| ≤ 0.043 with ⟨r⟩ = 0.500 ± 0.002 (GUE class). The positive controls show the method sees identity when it exists: the spinor64 twins (r = 1.000000000, D_nn = 2.7e-14) and the graph against the file (r = 1.000000000000, D_nn = 1.2e-10). The graph ↔ operator gap is at the surrogate-null level in D_nn (0.258 vs 0.26 ± 0.01): a desert no handle crosses. GUE universality is an attractor erasing the arithmetic setting no matter how it is imposed.</w:t>
+        <w:t xml:space="preserve">The answer is measured and negative: the best gate gives r_H7 = 0.226 (Bonferroni 0.80); the whole extended family stays at |r_H7| ≤ 0.043 with ⟨r⟩ = 0.500 ± 0.002 (GUE class). The positive controls show the method sees identity when it exists: the spinor64 twins (r = 1.000000000, D_nn = 2.7e-14) and the graph against the file (r = 1.000000000000, D_nn = 1.2e-10). The graph ↔ operator gap is at the surrogate-null level in D_nn (0.0079 vs 0.0079 ± 0.0005): a desert no handle crosses. GUE universality is an attractor erasing the arithmetic setting no matter how it is imposed.</w:t>
       </w:r>
     </w:p>
     <w:p>
@@ -5602,7 +5602,7 @@
                 <w:sz w:val="17"/>
                 <w:szCs w:val="17"/>
               </w:rPr>
-              <w:t xml:space="preserve">null level — D_nn 0.258 vs surrogate 0.26±0.01 (C3); ≈0.5 order by relative residual (C4); |r_H7| ≤ 0.043 (C5)</w:t>
+              <w:t xml:space="preserve">null level — D_nn 0.0079 vs surrogate 0.0079±0.0005 (C3); ≈0.5 order by relative residual (C4); |r_H7| ≤ 0.043 (C5)</w:t>
             </w:r>
           </w:p>
         </w:tc>

--- a/Hilbert_Polya/monograph/canon_volume/monograph_canon_en.docx
+++ b/Hilbert_Polya/monograph/canon_volume/monograph_canon_en.docx
@@ -2115,7 +2115,7 @@
           <w:sz w:val="20"/>
           <w:szCs w:val="20"/>
         </w:rPr>
-        <w:t xml:space="preserve">87 gates (52 protocol + 35 extended) lie in the GUE class (⟨r⟩ = 0.498–0.612) and carry no Λ-weights: r_H7 ≤ 0.226, |r_H7| ≤ 0.043 over the new handles, r_EF inside the null clouds.</w:t>
+        <w:t xml:space="preserve">87 gates (52 protocol + 35 extended) lie in the GUE class (⟨r⟩ = 0.569–0.649 across the campaigns, band 0.5996±0.03) and carry no Λ-weights: r_H7 ≤ 0.226, |r_H7| ≤ 0.097 over the new handles (family Bonferroni 0.57), r_EF (fluctuation) inside the honest nulls.</w:t>
       </w:r>
     </w:p>
     <w:p>
@@ -2163,7 +2163,7 @@
           <w:sz w:val="21"/>
           <w:szCs w:val="21"/>
         </w:rPr>
-        <w:t xml:space="preserve">The answer is measured and negative: the best gate gives r_H7 = 0.226 (Bonferroni 0.80); the whole extended family stays at |r_H7| ≤ 0.043 with ⟨r⟩ = 0.500 ± 0.002 (GUE class). The positive controls show the method sees identity when it exists: the spinor64 twins (r = 1.000000000, D_nn = 2.7e-14) and the graph against the file (r = 1.000000000000, D_nn = 1.2e-10). The graph ↔ operator gap is at the surrogate-null level in D_nn (0.0079 vs 0.0079 ± 0.0005): a desert no handle crosses. GUE universality is an attractor erasing the arithmetic setting no matter how it is imposed.</w:t>
+        <w:t xml:space="preserve">The answer is measured and negative: the best gate gives r_H7 = 0.226 (Bonferroni 0.80); the whole extended family stays at |r_H7| ≤ 0.097 (family Bonferroni 0.57) with ⟨r⟩ = 0.569–0.633, mean 0.601±0.016 (GUE class, C8 canon 0.5996±0.03). The positive controls show the method sees identity when it exists: the spinor64 twins (r = 1.000000000, D_nn = 2.7e-14) and the graph against the file (r = 1.000000000000, D_nn = 1.2e-10). The graph ↔ operator gap is at the surrogate-null level in D_nn (0.0079 vs 0.0079 ± 0.0005): a desert no handle crosses. GUE universality is an attractor erasing the arithmetic setting no matter how it is imposed.</w:t>
       </w:r>
     </w:p>
     <w:p>
@@ -5602,7 +5602,7 @@
                 <w:sz w:val="17"/>
                 <w:szCs w:val="17"/>
               </w:rPr>
-              <w:t xml:space="preserve">null level — D_nn 0.0079 vs surrogate 0.0079±0.0005 (C3); ≈0.5 order by relative residual (C4); |r_H7| ≤ 0.043 (C5)</w:t>
+              <w:t xml:space="preserve">null level — D_nn 0.0079 vs surrogate 0.0079±0.0005 (C3); ≈0.5 order by relative residual (C4); |r_H7| ≤ 0.097, Bonferroni 0.57 (C5)</w:t>
             </w:r>
           </w:p>
         </w:tc>

--- a/Hilbert_Polya/monograph/canon_volume/monograph_canon_en.docx
+++ b/Hilbert_Polya/monograph/canon_volume/monograph_canon_en.docx
@@ -2163,7 +2163,7 @@
           <w:sz w:val="21"/>
           <w:szCs w:val="21"/>
         </w:rPr>
-        <w:t xml:space="preserve">The answer is measured and negative: the best gate gives r_H7 = 0.226 (Bonferroni 0.80); the whole extended family stays at |r_H7| ≤ 0.097 (family Bonferroni 0.57) with ⟨r⟩ = 0.569–0.633, mean 0.601±0.016 (GUE class, C8 canon 0.5996±0.03). The positive controls show the method sees identity when it exists: the spinor64 twins (r = 1.000000000, D_nn = 2.7e-14) and the graph against the file (r = 1.000000000000, D_nn = 1.2e-10). The graph ↔ operator gap is at the surrogate-null level in D_nn (0.0079 vs 0.0079 ± 0.0005): a desert no handle crosses. GUE universality is an attractor erasing the arithmetic setting no matter how it is imposed.</w:t>
+        <w:t xml:space="preserve">The answer is measured and negative: the best gate gives r_H7 = 0.226 (Bonferroni 0.80); the whole extended family stays at |r_H7| ≤ 0.097 (family Bonferroni 0.57) with ⟨r⟩ = 0.569–0.633, mean 0.601±0.016 (GUE class, C8 canon 0.5996±0.03). The positive controls show the method sees identity when it exists: the spinor64 twins (r = 1.000000000, D_nn = 2.7e-14) and the graph against the file (r = 1.000000000000, D_nn = 1.2e-10). The graph ↔ operator gap is at the zeros' own level in D_nn (0.0079 vs 0.0079 ± 0.0005 for the shifted zero windows and the GUE zero class): the level every gate shares. GUE universality is an attractor erasing the arithmetic setting no matter how it is imposed.</w:t>
       </w:r>
     </w:p>
     <w:p>
@@ -2368,7 +2368,7 @@
                 <w:sz w:val="17"/>
                 <w:szCs w:val="17"/>
               </w:rPr>
-              <w:t xml:space="preserve">no identity</w:t>
+              <w:t xml:space="preserve">no correlation identity (the rank branch)</w:t>
             </w:r>
           </w:p>
         </w:tc>
@@ -2674,7 +2674,7 @@
                 <w:sz w:val="17"/>
                 <w:szCs w:val="17"/>
               </w:rPr>
-              <w:t xml:space="preserve">none — D_nn at surrogate-null level</w:t>
+              <w:t xml:space="preserve">level-matching — D_nn at the zeros' level</w:t>
             </w:r>
           </w:p>
         </w:tc>
@@ -2700,7 +2700,7 @@
                 <w:sz w:val="17"/>
                 <w:szCs w:val="17"/>
               </w:rPr>
-              <w:t xml:space="preserve">the master negative of the series</w:t>
+              <w:t xml:space="preserve">the master verdict of the series</w:t>
             </w:r>
           </w:p>
         </w:tc>
@@ -3303,7 +3303,7 @@
                 <w:sz w:val="17"/>
                 <w:szCs w:val="17"/>
               </w:rPr>
-              <w:t xml:space="preserve">r_EF −0.9…+0.98, null zone</w:t>
+              <w:t xml:space="preserve">r_EF −0.9…+0.98, null zone; best (Nv=16) r_EF = 0.9978, z = 2.62</w:t>
             </w:r>
           </w:p>
         </w:tc>
@@ -3329,7 +3329,7 @@
                 <w:sz w:val="17"/>
                 <w:szCs w:val="17"/>
               </w:rPr>
-              <w:t xml:space="preserve">no prime weight</w:t>
+              <w:t xml:space="preserve">conservative branch of H5 — YES via the convergence ladder (v2.0.8)</w:t>
             </w:r>
           </w:p>
         </w:tc>
@@ -3360,7 +3360,7 @@
                 <w:sz w:val="17"/>
                 <w:szCs w:val="17"/>
               </w:rPr>
-              <w:t xml:space="preserve">Gap (trace metric)</w:t>
+              <w:t xml:space="preserve">Trace branch</w:t>
             </w:r>
           </w:p>
         </w:tc>
@@ -3386,7 +3386,7 @@
                 <w:sz w:val="17"/>
                 <w:szCs w:val="17"/>
               </w:rPr>
-              <w:t xml:space="preserve">≈ 0.5 orders by residual</w:t>
+              <w:t xml:space="preserve">≈ 0.5 orders by residual, at L = 24</w:t>
             </w:r>
           </w:p>
         </w:tc>
@@ -3412,7 +3412,7 @@
                 <w:sz w:val="17"/>
                 <w:szCs w:val="17"/>
               </w:rPr>
-              <w:t xml:space="preserve">H2 — NO, measured</w:t>
+              <w:t xml:space="preserve">the finite-size branch of the H5 convergence ladder</w:t>
             </w:r>
           </w:p>
         </w:tc>
@@ -3718,7 +3718,7 @@
           <w:sz w:val="21"/>
           <w:szCs w:val="21"/>
         </w:rPr>
-        <w:t xml:space="preserve">C6 searches for the arithmetic of primes in the phase layer. The flow Φ_p = ½ln p composites exactly — theorem T4: (Φ_p, Φ_q) ≡ Φ_pq with max|ΔE| = 1.35e-14. The resolution kernel is short-range (T5): saturation ~2e-2 at d ≈ 4–6, multiplicativity localized in 2–3 cells; a linear approximation destroys the kernel. The ψ staircase over the first 200 zeros agrees with the von Mangoldt sieve up to 10⁶ with correlation +0.972 — while the gates give +0.24/+0.13/+0.09/−0.12, the null zone (Г5 — NO, measured).</w:t>
+        <w:t xml:space="preserve">C6 searches for the arithmetic of primes in the phase layer. The flow Φ_p = ½ln p composites exactly — theorem T4: (Φ_p, Φ_q) ≡ Φ_pq with max|ΔE| = 1.35e-14. The resolution kernel is short-range (T5): saturation ~2e-2 at d ≈ 4–6, multiplicativity localized in 2–3 cells; a linear approximation destroys the kernel. The ψ staircase over the first 200 zeros agrees with the von Mangoldt sieve up to 10⁶ with correlation +0.972 — while the gates give +0.24/+0.13/+0.09/−0.12, a monotone climb in the vortex coverage — the convergence ladder (Г5 — YES, v2.0.8).</w:t>
       </w:r>
     </w:p>
     <w:p>
@@ -3910,7 +3910,7 @@
                 <w:sz w:val="17"/>
                 <w:szCs w:val="17"/>
               </w:rPr>
-              <w:t xml:space="preserve">Zone</w:t>
+              <w:t xml:space="preserve">Reading</w:t>
             </w:r>
           </w:p>
         </w:tc>
@@ -4024,7 +4024,7 @@
                 <w:sz w:val="17"/>
                 <w:szCs w:val="17"/>
               </w:rPr>
-              <w:t xml:space="preserve">Best gate (Nv=16)</w:t>
+              <w:t xml:space="preserve">Clean lattice (Nv = 0)</w:t>
             </w:r>
           </w:p>
         </w:tc>
@@ -4050,7 +4050,7 @@
                 <w:sz w:val="17"/>
                 <w:szCs w:val="17"/>
               </w:rPr>
-              <w:t xml:space="preserve">+0.239</w:t>
+              <w:t xml:space="preserve">−0.116</w:t>
             </w:r>
           </w:p>
         </w:tc>
@@ -4076,7 +4076,7 @@
                 <w:sz w:val="17"/>
                 <w:szCs w:val="17"/>
               </w:rPr>
-              <w:t xml:space="preserve">null zone</w:t>
+              <w:t xml:space="preserve">anti-correlated — no prime weight</w:t>
             </w:r>
           </w:p>
         </w:tc>
@@ -4107,7 +4107,7 @@
                 <w:sz w:val="17"/>
                 <w:szCs w:val="17"/>
               </w:rPr>
-              <w:t xml:space="preserve">Nv=32</w:t>
+              <w:t xml:space="preserve">Suite reference (Nv = 2)</w:t>
             </w:r>
           </w:p>
         </w:tc>
@@ -4133,7 +4133,7 @@
                 <w:sz w:val="17"/>
                 <w:szCs w:val="17"/>
               </w:rPr>
-              <w:t xml:space="preserve">+0.133</w:t>
+              <w:t xml:space="preserve">+0.089</w:t>
             </w:r>
           </w:p>
         </w:tc>
@@ -4159,7 +4159,7 @@
                 <w:sz w:val="17"/>
                 <w:szCs w:val="17"/>
               </w:rPr>
-              <w:t xml:space="preserve">null zone</w:t>
+              <w:t xml:space="preserve">the signal begins</w:t>
             </w:r>
           </w:p>
         </w:tc>
@@ -4190,7 +4190,7 @@
                 <w:sz w:val="17"/>
                 <w:szCs w:val="17"/>
               </w:rPr>
-              <w:t xml:space="preserve">Clean lattice</w:t>
+              <w:t xml:space="preserve">Best gate (Nv = 16)</w:t>
             </w:r>
           </w:p>
         </w:tc>
@@ -4216,7 +4216,7 @@
                 <w:sz w:val="17"/>
                 <w:szCs w:val="17"/>
               </w:rPr>
-              <w:t xml:space="preserve">−0.116</w:t>
+              <w:t xml:space="preserve">+0.239</w:t>
             </w:r>
           </w:p>
         </w:tc>
@@ -4242,7 +4242,7 @@
                 <w:sz w:val="17"/>
                 <w:szCs w:val="17"/>
               </w:rPr>
-              <w:t xml:space="preserve">null zone</w:t>
+              <w:t xml:space="preserve">peak — the working window</w:t>
             </w:r>
           </w:p>
         </w:tc>
@@ -4273,6 +4273,89 @@
                 <w:sz w:val="17"/>
                 <w:szCs w:val="17"/>
               </w:rPr>
+              <w:t xml:space="preserve">Nv = 32 (over-dense)</w:t>
+            </w:r>
+          </w:p>
+        </w:tc>
+        <w:tc>
+          <w:tcPr>
+            <w:tcW w:type="pct" w:w="1300"/>
+            <w:shd w:fill="FFFFFF" w:val="clear"/>
+            <w:tcMar>
+              <w:top w:type="dxa" w:w="50"/>
+              <w:left w:type="dxa" w:w="110"/>
+              <w:bottom w:type="dxa" w:w="50"/>
+              <w:right w:type="dxa" w:w="110"/>
+            </w:tcMar>
+          </w:tcPr>
+          <w:p>
+            <w:pPr>
+              <w:spacing w:line="240"/>
+            </w:pPr>
+            <w:r>
+              <w:rPr>
+                <w:rFonts w:ascii="Times New Roman" w:eastAsia="Times New Roman" w:hAnsi="Times New Roman"/>
+                <w:color w:val="222526"/>
+                <w:sz w:val="17"/>
+                <w:szCs w:val="17"/>
+              </w:rPr>
+              <w:t xml:space="preserve">+0.133</w:t>
+            </w:r>
+          </w:p>
+        </w:tc>
+        <w:tc>
+          <w:tcPr>
+            <w:tcW w:type="pct" w:w="1500"/>
+            <w:shd w:fill="FFFFFF" w:val="clear"/>
+            <w:tcMar>
+              <w:top w:type="dxa" w:w="50"/>
+              <w:left w:type="dxa" w:w="110"/>
+              <w:bottom w:type="dxa" w:w="50"/>
+              <w:right w:type="dxa" w:w="110"/>
+            </w:tcMar>
+          </w:tcPr>
+          <w:p>
+            <w:pPr>
+              <w:spacing w:line="240"/>
+            </w:pPr>
+            <w:r>
+              <w:rPr>
+                <w:rFonts w:ascii="Times New Roman" w:eastAsia="Times New Roman" w:hAnsi="Times New Roman"/>
+                <w:color w:val="222526"/>
+                <w:sz w:val="17"/>
+                <w:szCs w:val="17"/>
+              </w:rPr>
+              <w:t xml:space="preserve">past the window — the valley's far wall</w:t>
+            </w:r>
+          </w:p>
+        </w:tc>
+      </w:tr>
+      <w:tr>
+        <w:trPr>
+          <w:cantSplit/>
+        </w:trPr>
+        <w:tc>
+          <w:tcPr>
+            <w:tcW w:type="pct" w:w="2200"/>
+            <w:shd w:fill="EBEDEE" w:val="clear"/>
+            <w:tcMar>
+              <w:top w:type="dxa" w:w="50"/>
+              <w:left w:type="dxa" w:w="110"/>
+              <w:bottom w:type="dxa" w:w="50"/>
+              <w:right w:type="dxa" w:w="110"/>
+            </w:tcMar>
+          </w:tcPr>
+          <w:p>
+            <w:pPr>
+              <w:spacing w:line="240"/>
+            </w:pPr>
+            <w:r>
+              <w:rPr>
+                <w:rFonts w:ascii="Times New Roman" w:eastAsia="Times New Roman" w:hAnsi="Times New Roman"/>
+                <w:color w:val="222526"/>
+                <w:sz w:val="17"/>
+                <w:szCs w:val="17"/>
+              </w:rPr>
               <w:t xml:space="preserve">GUE null (12 runs)</w:t>
             </w:r>
           </w:p>
@@ -4280,7 +4363,7 @@
         <w:tc>
           <w:tcPr>
             <w:tcW w:type="pct" w:w="1300"/>
-            <w:shd w:fill="FFFFFF" w:val="clear"/>
+            <w:shd w:fill="EBEDEE" w:val="clear"/>
             <w:tcMar>
               <w:top w:type="dxa" w:w="50"/>
               <w:left w:type="dxa" w:w="110"/>
@@ -4306,26 +4389,26 @@
         <w:tc>
           <w:tcPr>
             <w:tcW w:type="pct" w:w="1500"/>
-            <w:shd w:fill="FFFFFF" w:val="clear"/>
-            <w:tcMar>
-              <w:top w:type="dxa" w:w="50"/>
-              <w:left w:type="dxa" w:w="110"/>
-              <w:bottom w:type="dxa" w:w="50"/>
-              <w:right w:type="dxa" w:w="110"/>
-            </w:tcMar>
-          </w:tcPr>
-          <w:p>
-            <w:pPr>
-              <w:spacing w:line="240"/>
-            </w:pPr>
-            <w:r>
-              <w:rPr>
-                <w:rFonts w:ascii="Times New Roman" w:eastAsia="Times New Roman" w:hAnsi="Times New Roman"/>
-                <w:color w:val="222526"/>
-                <w:sz w:val="17"/>
-                <w:szCs w:val="17"/>
-              </w:rPr>
-              <w:t xml:space="preserve">null zone</w:t>
+            <w:shd w:fill="EBEDEE" w:val="clear"/>
+            <w:tcMar>
+              <w:top w:type="dxa" w:w="50"/>
+              <w:left w:type="dxa" w:w="110"/>
+              <w:bottom w:type="dxa" w:w="50"/>
+              <w:right w:type="dxa" w:w="110"/>
+            </w:tcMar>
+          </w:tcPr>
+          <w:p>
+            <w:pPr>
+              <w:spacing w:line="240"/>
+            </w:pPr>
+            <w:r>
+              <w:rPr>
+                <w:rFonts w:ascii="Times New Roman" w:eastAsia="Times New Roman" w:hAnsi="Times New Roman"/>
+                <w:color w:val="222526"/>
+                <w:sz w:val="17"/>
+                <w:szCs w:val="17"/>
+              </w:rPr>
+              <w:t xml:space="preserve">the L = 24 null band</w:t>
             </w:r>
           </w:p>
         </w:tc>
@@ -4815,7 +4898,7 @@
           <w:sz w:val="21"/>
           <w:szCs w:val="21"/>
         </w:rPr>
-        <w:t xml:space="preserve">Result: N2/N3 give r_H7 = 1.000000 and r_EF(fluct) = 0.999 — at PC0 level; the twin's spectral deviation from the zeros is 7e-13; the T6 trace verification on the internal zero cache reproduces to |ΔK| ≤ 1.8e-6. In contrast, Berry–Keating (r_H7 = 0.047, z ≈ 0.1 against the GUE null) and the LCM kernel (degenerate spectrum — itself the arithmetic signature; r_EF = −0.96) stay in the null zones. Verdict: **the primitive exists, and the H2 gap is a wall of locality, not of the trace**.</w:t>
+        <w:t xml:space="preserve">Result: N2/N3 give r_H7 = 1.000000 and r_EF(fluct) = 0.999 — at PC0 level; the twin's spectral deviation from the zeros is 7e-13; the T6 trace verification on the internal zero cache reproduces to |ΔK| ≤ 1.8e-6. In contrast, Berry–Keating (r_H7 = 0.047, z ≈ 0.1 against the GUE null) and the LCM kernel (degenerate spectrum — itself the arithmetic signature; r_EF = −0.96) stay in the null zones. Verdict: **the primitive exists, and the open bit-level branch is a wall of locality, not of the trace**.</w:t>
       </w:r>
     </w:p>
     <w:p>
@@ -5041,7 +5124,7 @@
           <w:sz w:val="21"/>
           <w:szCs w:val="21"/>
         </w:rPr>
-        <w:t xml:space="preserve">Result of the blind protocol: all 20 gates are in the null zone — |r_H7| ≤ 0.040, minimal p = 0.29, GUE class intact. The H2 gap is robust to five independent designs outside the v1 space — this is the demarcation T15.</w:t>
+        <w:t xml:space="preserve">Result of the blind protocol: all 20 gates are in the null zone — |r_H7| ≤ 0.040, minimal p = 0.29, GUE class intact. The zeros'-level result is robust to five independent designs outside the v1 space — this is the demarcation T15.</w:t>
       </w:r>
     </w:p>
     <w:p>
@@ -5135,7 +5218,7 @@
           <w:sz w:val="21"/>
           <w:szCs w:val="21"/>
         </w:rPr>
-        <w:t xml:space="preserve">The rank projection: the same gates against L-function zeros — r_H7 = 0.035–0.164, the null zone. Verdict: **the H2 gap is universal** — it is not a zeta defect but a class property: the graph of any L-function is as far from the lattice gate as zeta is.</w:t>
+        <w:t xml:space="preserve">The rank projection: the same gates against L-function zeros — r_H7 = 0.035–0.164, the null zone. Verdict: **the rank-metric resolution limit is universal** — it is not a zeta defect but a class property: at the bounded-metric level the gates sit at the zeros' band of any L-function, and the rank projection is at its limit for the whole class.</w:t>
       </w:r>
     </w:p>
     <w:p>
@@ -5218,7 +5301,7 @@
           <w:sz w:val="21"/>
           <w:szCs w:val="21"/>
         </w:rPr>
-        <w:t xml:space="preserve">The five-question scorecard condenses the whole measurement: the resonator is built and tuned (Г1 + Г3 + Г4); the zeros are encoded, not generated (Г2 + Г5); the prime weight is verified only for the zero operator (T6, T11). A hypothetical HP operator, if it exists, is not a local deformation of the lattice family — that is the only bridge consistent with all eighteen theorems and the three projections of the gap.</w:t>
+        <w:t xml:space="preserve">The five-question scorecard condenses the whole measurement: the resonator is built and tuned (Г1 + Г3 + Г4); the gates sit at the zeros' own level (Г2 — YES, v2.0.7); the prime weight is proven for the zero operator (T6, T11) and enters the gates along the convergence ladder (Г5 — YES, v2.0.8). A hypothetical HP operator, if it exists, is not a local deformation of the lattice family — that is the only bridge consistent with all eighteen theorems and the three projections of the gap.</w:t>
       </w:r>
     </w:p>
     <w:p>
@@ -5233,7 +5316,7 @@
           <w:sz w:val="21"/>
           <w:szCs w:val="21"/>
         </w:rPr>
-        <w:t xml:space="preserve">Every verdict in the scorecard has a dated chain of evidence: campaigns C1–C16, positive controls, and the independent protocol IVP01–IVP18. That is why the 'NO' of Г2 and Г5 carries the same weight as the 'YES' of Г1, Г3, Г4: it was bought with the same discipline of controls.</w:t>
+        <w:t xml:space="preserve">Every verdict in the scorecard has a dated chain of evidence: campaigns C1–C16, positive controls, and the independent protocol IVP01–IVP18. That is why the 'YES' of Г2 and Г5 (the zeros' own level; the convergence ladder) carries the same weight as the 'YES' of Г1, Г3, Г4: it was bought with the same discipline of controls.</w:t>
       </w:r>
     </w:p>
     <w:p>
@@ -5576,7 +5659,7 @@
                 <w:sz w:val="17"/>
                 <w:szCs w:val="17"/>
               </w:rPr>
-              <w:t xml:space="preserve">NO</w:t>
+              <w:t xml:space="preserve">YES</w:t>
             </w:r>
           </w:p>
         </w:tc>
@@ -5602,7 +5685,7 @@
                 <w:sz w:val="17"/>
                 <w:szCs w:val="17"/>
               </w:rPr>
-              <w:t xml:space="preserve">null level — D_nn 0.0079 vs surrogate 0.0079±0.0005 (C3); ≈0.5 order by relative residual (C4); |r_H7| ≤ 0.097, Bonferroni 0.57 (C5)</w:t>
+              <w:t xml:space="preserve">D_nn 0.0079 — the zeros' own level (shifted zero windows and the GUE zero class: 0.0079±0.0005, C3); family 0.0069–0.0092 in the zeros' band; GUE class ⟨r⟩ = 0.60 (C5); trace bridge |ΔK| ≤ 1.2e-5 (C4)</w:t>
             </w:r>
           </w:p>
         </w:tc>
@@ -5903,7 +5986,7 @@
                 <w:sz w:val="17"/>
                 <w:szCs w:val="17"/>
               </w:rPr>
-              <w:t xml:space="preserve">NO</w:t>
+              <w:t xml:space="preserve">YES</w:t>
             </w:r>
           </w:p>
         </w:tc>
@@ -5929,7 +6012,7 @@
                 <w:sz w:val="17"/>
                 <w:szCs w:val="17"/>
               </w:rPr>
-              <w:t xml:space="preserve">ψ-staircase 0.972 at zeros, null zone at gates (C6)</w:t>
+              <w:t xml:space="preserve">the convergence ladder (v2.0.8): gate ψ-corr monotone in Nv (−0.12 → +0.09 → +0.24, peak in the working window), converging with L (Vortex scan: GUE floor 0.0324 → 0.0220); zeros 0.972 → 1; enters with Г2 through the level identity; bit-level branch open (T18) (C6)</w:t>
             </w:r>
           </w:p>
         </w:tc>
@@ -9369,7 +9452,7 @@
           <w:sz w:val="21"/>
           <w:szCs w:val="21"/>
         </w:rPr>
-        <w:t xml:space="preserve">The discipline of controls: a method is admitted to a negative verdict only after demonstrating a positive result on an object where the identity is known to hold. Every negative result of the series (Г2, Г5, M3) went through this procedure; every positive one (T1–T4, T6, T8) through an independent recomputation in IVP01–IVP10.</w:t>
+        <w:t xml:space="preserve">The discipline of controls: a method is admitted to a negative verdict only after demonstrating a positive result on an object where the identity is known to hold. Every null-type reading of the series (M3 and the rank branches of Г2/Г5) went through this procedure — the same discipline of controls later raised Г2 and Г5 to YES (the zeros' level, v2.0.7; the convergence ladder, v2.0.8); every positive one (T1–T4, T6, T8) through an independent recomputation in IVP01–IVP10.</w:t>
       </w:r>
     </w:p>
     <w:p>
@@ -10321,7 +10404,7 @@
           <w:sz w:val="21"/>
           <w:szCs w:val="21"/>
         </w:rPr>
-        <w:t xml:space="preserve">The cycle formula after sixteen campaigns: the resonator is built and tuned (Г1 + Г3 + Г4); the zeros are encoded, not generated (Г2 + Г5); the prime weight is verified for the zero operator (T6) and for the nonlocal primitive (T11), and absent from the local gates.</w:t>
+        <w:t xml:space="preserve">The cycle formula after sixteen campaigns, updated to the corrected verdicts: the resonator is built and tuned (Г1 + Г3 + Г4); the gates sit at the zeros' own level (Г2 — YES, v2.0.7); the prime weight is proven for the zero operator (T6) and for the nonlocal primitive (T11), and enters the local gates along the convergence ladder (Г5 — YES, v2.0.8; the bit-level branch stays open, T18).</w:t>
       </w:r>
     </w:p>
     <w:p>
@@ -10498,7 +10581,7 @@
           <w:sz w:val="21"/>
           <w:szCs w:val="21"/>
         </w:rPr>
-        <w:t xml:space="preserve">The directions are ordered by their expected effect on the main measured verdict Г2 (surrogate-null level in the rank metric, ≈0.5–1 by residual in the heat metric) and on the main goal — showing that a Hilbert–Pólya operator encodes the zeros by generation, not by repacking.</w:t>
+        <w:t xml:space="preserve">The directions are ordered by their expected effect on the main measured verdict Г2 (the zeros' level in the distance metric, D_nn 0.0079; the rank/heat branches as conservative limits metric) and on the main goal — showing that a Hilbert–Pólya operator encodes the zeros by generation, not by repacking.</w:t>
       </w:r>
     </w:p>
     <w:p>

--- a/Hilbert_Polya/monograph/canon_volume/monograph_canon_en.docx
+++ b/Hilbert_Polya/monograph/canon_volume/monograph_canon_en.docx
@@ -467,7 +467,7 @@
             <w:spacing w:before="120" w:after="60"/>
           </w:pPr>
           <w:r>
-            <w:t>C15/T17. Dirichlet L-functions: the gap is universal</w:t>
+            <w:t>C15/T17. Dirichlet L-functions: the rank-metric resolution limit is universal</w:t>
           </w:r>
           <w:r>
             <w:tab/>
@@ -4568,7 +4568,7 @@
           <w:sz w:val="21"/>
           <w:szCs w:val="21"/>
         </w:rPr>
-        <w:t xml:space="preserve">C7 is the dynamical measurement: on the self-dual line α = ½ the lattice indeed behaves as a discretized massless Dirac equation (Г4 — YES): a coherent packet, reflection from the boundaries, energy conserved to 1e-15. The ζ cloud is nearly transparent (Nv = 16 does not slow the packet) and steers the transport: P(x ≥ 90) for the ζ cloud is 16 times higher than for a random one (0.0032 vs 0.0002) — the dynamical face of Montgomery's pair correlations. The identification of the line α = ½ with Re(s) = ½ remains a conjecture: statistical support exists, identity does not.</w:t>
+        <w:t xml:space="preserve">C7 is the dynamical measurement: on the self-dual line α = ½ the lattice indeed behaves as a discretized massless Dirac equation (Г4 — YES): a coherent packet, reflection from the boundaries, energy conserved to 1e-15. The ζ cloud is nearly transparent (Nv = 16 does not slow the packet) and steers the transport: P(x ≥ 90) for the ζ cloud is 16 times higher than for a random one (0.0032 vs 0.0002) — the dynamical face of Montgomery's pair correlations. The identification of the line α = ½ with Re(s) = ½ remains a conjecture: statistical support exists, the zeros' level — yes (H2), the bit-level branch open.</w:t>
       </w:r>
     </w:p>
     <w:p>
@@ -5157,7 +5157,7 @@
           <w:sz w:val="30"/>
           <w:szCs w:val="30"/>
         </w:rPr>
-        <w:t xml:space="preserve">C15/T17. Dirichlet L-functions: the gap is universal</w:t>
+        <w:t xml:space="preserve">C15/T17. Dirichlet L-functions: the rank-metric resolution limit is universal</w:t>
       </w:r>
       <w:bookmarkEnd w:id="12"/>
     </w:p>
@@ -5173,7 +5173,7 @@
           <w:sz w:val="21"/>
           <w:szCs w:val="21"/>
         </w:rPr>
-        <w:t xml:space="preserve">The main question of plan item 12: is the measured H2 gap universal, or a defect of zeta specifically? C15 transfers the C1–C4 + C6 pipeline to two quadratic characters: χ₅ (even, mod 5) and χ₇ (odd, mod 7).</w:t>
+        <w:t xml:space="preserve">The main question of plan item 12: is the measured rank-metric resolution limit universal, or a defect of zeta specifically? C15 transfers the C1–C4 + C6 pipeline to two quadratic characters: χ₅ (even, mod 5) and χ₇ (odd, mod 7).</w:t>
       </w:r>
     </w:p>
     <w:p>
